--- a/reports/간판떼고_설문·인터뷰 도구.docx
+++ b/reports/간판떼고_설문·인터뷰 도구.docx
@@ -755,7 +755,7 @@
                 <w:sz w:val="18"/>
                 <w:szCs w:val="18"/>
               </w:rPr>
-              <w:t xml:space="preserve">화면에는 내부 코드(R01·M01 등) 대신 무작위 순서의 '카드 1~15'만 보인다. 로고·홍보 문구는 쓰지 않는다.</w:t>
+              <w:t xml:space="preserve">화면에는 내부 코드(R01·M01 등) 대신 무작위 순서의 '카드 1~15'만 보인다. 로고·홍보 문구는 쓰지 않는다. 카드 아래 '근거' 줄은 진행자용이므로 설문 화면에 옮기지 않는다.</w:t>
             </w:r>
           </w:p>
         </w:tc>
@@ -15063,7 +15063,7 @@
                 <w:sz w:val="17"/>
                 <w:szCs w:val="17"/>
               </w:rPr>
-              <w:t xml:space="preserve">입사 후 공정 경험을 위해 교대근무 예정(공고), 선택적 근로시간제·재택근무, 하루 네 끼 무료 식사, 사외 기숙사, 수도권 통근버스, 사내 어린이집</w:t>
+              <w:t xml:space="preserve">입사 후 공정 경험을 위해 교대근무 예정(공고), 선택적 근로시간제·재택근무, 하루 네 끼 무료 식사, 사외 기숙사, 통근버스, 사내 어린이집</w:t>
             </w:r>
           </w:p>
         </w:tc>
@@ -15624,7 +15624,7 @@
                 <w:sz w:val="17"/>
                 <w:szCs w:val="17"/>
               </w:rPr>
-              <w:t xml:space="preserve">공개 정보 없음(공고에 급여 금액이 없음). 합격 후 네이버 또는 계열법인으로 입사가 정해질 수 있다고 공고에 명시. 전 직원 평균 급여는 신입 초봉이 아니어서 적지 않음</w:t>
+              <w:t xml:space="preserve">공개 정보 없음(공고에 급여 금액이 없음). 합격 후 해당 회사 또는 계열법인으로 입사가 정해질 수 있다고 공고에 명시. 전 직원 평균 급여는 신입 초봉이 아니어서 적지 않음</w:t>
             </w:r>
           </w:p>
         </w:tc>
